--- a/resources/issue-notice-template.docx
+++ b/resources/issue-notice-template.docx
@@ -439,6 +439,15 @@
     </w:p>
     <w:p>
       <w:pPr>
+        <w:jc w:val="both"/>
+        <w:rPr>
+          <w:sz w:val="22"/>
+          <w:szCs w:val="22"/>
+        </w:rPr>
+      </w:pPr>
+    </w:p>
+    <w:p>
+      <w:pPr>
         <w:spacing w:before="0" w:after="60" w:line="240" w:lineRule="auto"/>
         <w:jc w:val="both"/>
       </w:pPr>
@@ -451,6 +460,15 @@
         </w:rPr>
         <w:t>However, it is observed that you have failed to conclude the agreement within the stipulated time. Therefore, this notice is hereby issued directing you to execute the agreement immediately, failing which further action will be initiated against you as per the provisions of the Telangana Detailed Standard Specifications (T.G.D.S.S.) and the relevant clauses of the contract, including forfeiture of deposits, suspension of business, and other actions as deemed fit.</w:t>
       </w:r>
+    </w:p>
+    <w:p>
+      <w:pPr>
+        <w:jc w:val="both"/>
+        <w:rPr>
+          <w:sz w:val="22"/>
+          <w:szCs w:val="22"/>
+        </w:rPr>
+      </w:pPr>
     </w:p>
     <w:p>
       <w:pPr>
